--- a/Code/Matlab/Functions/Functions_Readme.docx
+++ b/Code/Matlab/Functions/Functions_Readme.docx
@@ -1,6 +1,6 @@
 
 <file path=word/document.xml><?xml version="1.0" encoding="utf-8"?>
-<w:document xmlns:wpc="http://schemas.microsoft.com/office/word/2010/wordprocessingCanvas" xmlns:cx="http://schemas.microsoft.com/office/drawing/2014/chartex" xmlns:cx1="http://schemas.microsoft.com/office/drawing/2015/9/8/chartex" xmlns:cx2="http://schemas.microsoft.com/office/drawing/2015/10/21/chartex" xmlns:cx3="http://schemas.microsoft.com/office/drawing/2016/5/9/chartex" xmlns:cx4="http://schemas.microsoft.com/office/drawing/2016/5/10/chartex" xmlns:cx5="http://schemas.microsoft.com/office/drawing/2016/5/11/chartex" xmlns:cx6="http://schemas.microsoft.com/office/drawing/2016/5/12/chartex" xmlns:cx7="http://schemas.microsoft.com/office/drawing/2016/5/13/chartex" xmlns:cx8="http://schemas.microsoft.com/office/drawing/2016/5/14/chartex" xmlns:mc="http://schemas.openxmlformats.org/markup-compatibility/2006" xmlns:aink="http://schemas.microsoft.com/office/drawing/2016/ink" xmlns:am3d="http://schemas.microsoft.com/office/drawing/2017/model3d" xmlns:o="urn:schemas-microsoft-com:office:office" xmlns:oel="http://schemas.microsoft.com/office/2019/extlst" xmlns:r="http://schemas.openxmlformats.org/officeDocument/2006/relationships" xmlns:m="http://schemas.openxmlformats.org/officeDocument/2006/math" xmlns:v="urn:schemas-microsoft-com:vml" xmlns:wp14="http://schemas.microsoft.com/office/word/2010/wordprocessingDrawing" xmlns:wp="http://schemas.openxmlformats.org/drawingml/2006/wordprocessingDrawing" xmlns:w10="urn:schemas-microsoft-com:office:word" xmlns:w="http://schemas.openxmlformats.org/wordprocessingml/2006/main" xmlns:w14="http://schemas.microsoft.com/office/word/2010/wordml" xmlns:w15="http://schemas.microsoft.com/office/word/2012/wordml" xmlns:w16cex="http://schemas.microsoft.com/office/word/2018/wordml/cex" xmlns:w16cid="http://schemas.microsoft.com/office/word/2016/wordml/cid" xmlns:w16="http://schemas.microsoft.com/office/word/2018/wordml" xmlns:w16sdtdh="http://schemas.microsoft.com/office/word/2020/wordml/sdtdatahash" xmlns:w16se="http://schemas.microsoft.com/office/word/2015/wordml/symex" xmlns:wpg="http://schemas.microsoft.com/office/word/2010/wordprocessingGroup" xmlns:wpi="http://schemas.microsoft.com/office/word/2010/wordprocessingInk" xmlns:wne="http://schemas.microsoft.com/office/word/2006/wordml" xmlns:wps="http://schemas.microsoft.com/office/word/2010/wordprocessingShape" mc:Ignorable="w14 w15 w16se w16cid w16 w16cex w16sdtdh wp14">
+<w:document xmlns:wpc="http://schemas.microsoft.com/office/word/2010/wordprocessingCanvas" xmlns:cx="http://schemas.microsoft.com/office/drawing/2014/chartex" xmlns:cx1="http://schemas.microsoft.com/office/drawing/2015/9/8/chartex" xmlns:cx2="http://schemas.microsoft.com/office/drawing/2015/10/21/chartex" xmlns:cx3="http://schemas.microsoft.com/office/drawing/2016/5/9/chartex" xmlns:cx4="http://schemas.microsoft.com/office/drawing/2016/5/10/chartex" xmlns:cx5="http://schemas.microsoft.com/office/drawing/2016/5/11/chartex" xmlns:cx6="http://schemas.microsoft.com/office/drawing/2016/5/12/chartex" xmlns:cx7="http://schemas.microsoft.com/office/drawing/2016/5/13/chartex" xmlns:cx8="http://schemas.microsoft.com/office/drawing/2016/5/14/chartex" xmlns:mc="http://schemas.openxmlformats.org/markup-compatibility/2006" xmlns:aink="http://schemas.microsoft.com/office/drawing/2016/ink" xmlns:am3d="http://schemas.microsoft.com/office/drawing/2017/model3d" xmlns:o="urn:schemas-microsoft-com:office:office" xmlns:oel="http://schemas.microsoft.com/office/2019/extlst" xmlns:r="http://schemas.openxmlformats.org/officeDocument/2006/relationships" xmlns:m="http://schemas.openxmlformats.org/officeDocument/2006/math" xmlns:v="urn:schemas-microsoft-com:vml" xmlns:wp14="http://schemas.microsoft.com/office/word/2010/wordprocessingDrawing" xmlns:wp="http://schemas.openxmlformats.org/drawingml/2006/wordprocessingDrawing" xmlns:w10="urn:schemas-microsoft-com:office:word" xmlns:w="http://schemas.openxmlformats.org/wordprocessingml/2006/main" xmlns:w14="http://schemas.microsoft.com/office/word/2010/wordml" xmlns:w15="http://schemas.microsoft.com/office/word/2012/wordml" xmlns:w16cex="http://schemas.microsoft.com/office/word/2018/wordml/cex" xmlns:w16cid="http://schemas.microsoft.com/office/word/2016/wordml/cid" xmlns:w16="http://schemas.microsoft.com/office/word/2018/wordml" xmlns:w16du="http://schemas.microsoft.com/office/word/2023/wordml/word16du" xmlns:w16sdtdh="http://schemas.microsoft.com/office/word/2020/wordml/sdtdatahash" xmlns:w16sdtfl="http://schemas.microsoft.com/office/word/2024/wordml/sdtformatlock" xmlns:w16se="http://schemas.microsoft.com/office/word/2015/wordml/symex" xmlns:wpg="http://schemas.microsoft.com/office/word/2010/wordprocessingGroup" xmlns:wpi="http://schemas.microsoft.com/office/word/2010/wordprocessingInk" xmlns:wne="http://schemas.microsoft.com/office/word/2006/wordml" xmlns:wps="http://schemas.microsoft.com/office/word/2010/wordprocessingShape" mc:Ignorable="w14 w15 w16se w16cid w16 w16cex w16sdtdh w16sdtfl w16du wp14">
   <w:body>
     <w:p>
       <w:pPr>
@@ -1044,19 +1044,7 @@
         </w:numPr>
       </w:pPr>
       <w:r>
-        <w:t>f</w:t>
-      </w:r>
-      <w:r>
-        <w:t>_10</w:t>
-      </w:r>
-      <w:r>
-        <w:t xml:space="preserve"> – Force equation for </w:t>
-      </w:r>
-      <w:r>
-        <w:t>1</w:t>
-      </w:r>
-      <w:r>
-        <w:t>0mm Festo BPA given contraction and pressure.</w:t>
+        <w:t>f_10 – Force equation for 10mm Festo BPA given contraction and pressure.</w:t>
       </w:r>
     </w:p>
     <w:p>
@@ -1399,13 +1387,7 @@
         <w:t>normf10</w:t>
       </w:r>
       <w:r>
-        <w:t xml:space="preserve"> – [old, delete] </w:t>
-      </w:r>
-      <w:r>
-        <w:t>A function that gives normalized force for a 10mm Festo BPA, given pressure and relative strain</w:t>
-      </w:r>
-      <w:r>
-        <w:t xml:space="preserve">, using different methods. </w:t>
+        <w:t xml:space="preserve"> – [old, delete] A function that gives normalized force for a 10mm Festo BPA, given pressure and relative strain, using different methods. </w:t>
       </w:r>
     </w:p>
     <w:p>
@@ -1519,6 +1501,187 @@
       </w:r>
     </w:p>
     <w:p/>
+    <w:p>
+      <w:r>
+        <w:rPr>
+          <w:b/>
+          <w:bCs/>
+        </w:rPr>
+        <w:t>bpaR</w:t>
+      </w:r>
+      <w:r>
+        <w:rPr>
+          <w:b/>
+          <w:bCs/>
+        </w:rPr>
+        <w:t xml:space="preserve"> </w:t>
+      </w:r>
+      <w:r>
+        <w:t xml:space="preserve">– </w:t>
+      </w:r>
+      <w:r>
+        <w:t xml:space="preserve">calculates outer </w:t>
+      </w:r>
+      <w:r>
+        <w:rPr>
+          <w:u w:val="single"/>
+        </w:rPr>
+        <w:t>bpa R</w:t>
+      </w:r>
+      <w:r>
+        <w:t>adius from equations in literature. Can be used to check physical fit and path length dimensions.</w:t>
+      </w:r>
+    </w:p>
+    <w:p>
+      <w:pPr>
+        <w:rPr>
+          <w:u w:val="single"/>
+        </w:rPr>
+      </w:pPr>
+      <w:r>
+        <w:rPr>
+          <w:u w:val="single"/>
+        </w:rPr>
+        <w:t>Inputs:</w:t>
+      </w:r>
+    </w:p>
+    <w:p>
+      <w:pPr>
+        <w:pStyle w:val="ListParagraph"/>
+        <w:numPr>
+          <w:ilvl w:val="0"/>
+          <w:numId w:val="2"/>
+        </w:numPr>
+      </w:pPr>
+      <w:r>
+        <w:t xml:space="preserve">k </w:t>
+      </w:r>
+      <w:r>
+        <w:t xml:space="preserve">– </w:t>
+      </w:r>
+      <w:r>
+        <w:t xml:space="preserve"> Contraction</w:t>
+      </w:r>
+      <w:r>
+        <w:t>, k = (1-L</w:t>
+      </w:r>
+      <w:r>
+        <w:rPr>
+          <w:vertAlign w:val="subscript"/>
+        </w:rPr>
+        <w:t>m</w:t>
+      </w:r>
+      <w:r>
+        <w:t>/L</w:t>
+      </w:r>
+      <w:r>
+        <w:rPr>
+          <w:vertAlign w:val="subscript"/>
+        </w:rPr>
+        <w:t>0</w:t>
+      </w:r>
+      <w:r>
+        <w:t xml:space="preserve"> ) where </w:t>
+      </w:r>
+      <w:r>
+        <w:t>L</w:t>
+      </w:r>
+      <w:r>
+        <w:rPr>
+          <w:vertAlign w:val="subscript"/>
+        </w:rPr>
+        <w:t>m</w:t>
+      </w:r>
+      <w:r>
+        <w:t xml:space="preserve"> is current length of the muscle and </w:t>
+      </w:r>
+      <w:r>
+        <w:t>L</w:t>
+      </w:r>
+      <w:r>
+        <w:rPr>
+          <w:vertAlign w:val="subscript"/>
+        </w:rPr>
+        <w:t>0</w:t>
+      </w:r>
+      <w:r>
+        <w:t xml:space="preserve"> is resting length.</w:t>
+      </w:r>
+    </w:p>
+    <w:p>
+      <w:pPr>
+        <w:pStyle w:val="ListParagraph"/>
+        <w:numPr>
+          <w:ilvl w:val="0"/>
+          <w:numId w:val="2"/>
+        </w:numPr>
+      </w:pPr>
+      <w:r>
+        <w:t>d</w:t>
+      </w:r>
+      <w:r>
+        <w:t>– pressure in actuator (kPa)</w:t>
+      </w:r>
+    </w:p>
+    <w:p>
+      <w:pPr>
+        <w:pStyle w:val="ListParagraph"/>
+        <w:numPr>
+          <w:ilvl w:val="0"/>
+          <w:numId w:val="2"/>
+        </w:numPr>
+      </w:pPr>
+      <w:r>
+        <w:t>KMAX – maximum allowable BPA contraction, e.g. KMAX = 0.255 is a 25.5% from resting length</w:t>
+      </w:r>
+    </w:p>
+    <w:p>
+      <w:pPr>
+        <w:rPr>
+          <w:u w:val="single"/>
+        </w:rPr>
+      </w:pPr>
+      <w:r>
+        <w:rPr>
+          <w:u w:val="single"/>
+        </w:rPr>
+        <w:t>Output:</w:t>
+      </w:r>
+    </w:p>
+    <w:p>
+      <w:pPr>
+        <w:pStyle w:val="ListParagraph"/>
+        <w:numPr>
+          <w:ilvl w:val="0"/>
+          <w:numId w:val="3"/>
+        </w:numPr>
+      </w:pPr>
+      <w:r>
+        <w:t>R</w:t>
+      </w:r>
+      <w:r>
+        <w:t xml:space="preserve"> – </w:t>
+      </w:r>
+      <w:r>
+        <w:t xml:space="preserve">Radius of BPA, outer, </w:t>
+      </w:r>
+      <w:r>
+        <w:t>in meters.</w:t>
+      </w:r>
+    </w:p>
+    <w:p>
+      <w:r>
+        <w:rPr>
+          <w:b/>
+          <w:bCs/>
+        </w:rPr>
+        <w:lastRenderedPageBreak/>
+        <w:t>BPAdiameters</w:t>
+      </w:r>
+      <w:r>
+        <w:t xml:space="preserve"> – Not really a function but a plot to show BPA radius and diameter over contraction as a function of diameter. Third plot shows that resting length, using the equations from Chou and Hannaford and Martens and Boblan, don’t affect the curve.</w:t>
+      </w:r>
+    </w:p>
     <w:p/>
     <w:p/>
     <w:p/>
@@ -1537,7 +1700,7 @@
 </file>
 
 <file path=word/numbering.xml><?xml version="1.0" encoding="utf-8"?>
-<w:numbering xmlns:wpc="http://schemas.microsoft.com/office/word/2010/wordprocessingCanvas" xmlns:cx="http://schemas.microsoft.com/office/drawing/2014/chartex" xmlns:cx1="http://schemas.microsoft.com/office/drawing/2015/9/8/chartex" xmlns:cx2="http://schemas.microsoft.com/office/drawing/2015/10/21/chartex" xmlns:cx3="http://schemas.microsoft.com/office/drawing/2016/5/9/chartex" xmlns:cx4="http://schemas.microsoft.com/office/drawing/2016/5/10/chartex" xmlns:cx5="http://schemas.microsoft.com/office/drawing/2016/5/11/chartex" xmlns:cx6="http://schemas.microsoft.com/office/drawing/2016/5/12/chartex" xmlns:cx7="http://schemas.microsoft.com/office/drawing/2016/5/13/chartex" xmlns:cx8="http://schemas.microsoft.com/office/drawing/2016/5/14/chartex" xmlns:mc="http://schemas.openxmlformats.org/markup-compatibility/2006" xmlns:aink="http://schemas.microsoft.com/office/drawing/2016/ink" xmlns:am3d="http://schemas.microsoft.com/office/drawing/2017/model3d" xmlns:o="urn:schemas-microsoft-com:office:office" xmlns:oel="http://schemas.microsoft.com/office/2019/extlst" xmlns:r="http://schemas.openxmlformats.org/officeDocument/2006/relationships" xmlns:m="http://schemas.openxmlformats.org/officeDocument/2006/math" xmlns:v="urn:schemas-microsoft-com:vml" xmlns:wp14="http://schemas.microsoft.com/office/word/2010/wordprocessingDrawing" xmlns:wp="http://schemas.openxmlformats.org/drawingml/2006/wordprocessingDrawing" xmlns:w10="urn:schemas-microsoft-com:office:word" xmlns:w="http://schemas.openxmlformats.org/wordprocessingml/2006/main" xmlns:w14="http://schemas.microsoft.com/office/word/2010/wordml" xmlns:w15="http://schemas.microsoft.com/office/word/2012/wordml" xmlns:w16cex="http://schemas.microsoft.com/office/word/2018/wordml/cex" xmlns:w16cid="http://schemas.microsoft.com/office/word/2016/wordml/cid" xmlns:w16="http://schemas.microsoft.com/office/word/2018/wordml" xmlns:w16sdtdh="http://schemas.microsoft.com/office/word/2020/wordml/sdtdatahash" xmlns:w16se="http://schemas.microsoft.com/office/word/2015/wordml/symex" xmlns:wpg="http://schemas.microsoft.com/office/word/2010/wordprocessingGroup" xmlns:wpi="http://schemas.microsoft.com/office/word/2010/wordprocessingInk" xmlns:wne="http://schemas.microsoft.com/office/word/2006/wordml" xmlns:wps="http://schemas.microsoft.com/office/word/2010/wordprocessingShape" mc:Ignorable="w14 w15 w16se w16cid w16 w16cex w16sdtdh wp14">
+<w:numbering xmlns:wpc="http://schemas.microsoft.com/office/word/2010/wordprocessingCanvas" xmlns:cx="http://schemas.microsoft.com/office/drawing/2014/chartex" xmlns:cx1="http://schemas.microsoft.com/office/drawing/2015/9/8/chartex" xmlns:cx2="http://schemas.microsoft.com/office/drawing/2015/10/21/chartex" xmlns:cx3="http://schemas.microsoft.com/office/drawing/2016/5/9/chartex" xmlns:cx4="http://schemas.microsoft.com/office/drawing/2016/5/10/chartex" xmlns:cx5="http://schemas.microsoft.com/office/drawing/2016/5/11/chartex" xmlns:cx6="http://schemas.microsoft.com/office/drawing/2016/5/12/chartex" xmlns:cx7="http://schemas.microsoft.com/office/drawing/2016/5/13/chartex" xmlns:cx8="http://schemas.microsoft.com/office/drawing/2016/5/14/chartex" xmlns:mc="http://schemas.openxmlformats.org/markup-compatibility/2006" xmlns:aink="http://schemas.microsoft.com/office/drawing/2016/ink" xmlns:am3d="http://schemas.microsoft.com/office/drawing/2017/model3d" xmlns:o="urn:schemas-microsoft-com:office:office" xmlns:oel="http://schemas.microsoft.com/office/2019/extlst" xmlns:r="http://schemas.openxmlformats.org/officeDocument/2006/relationships" xmlns:m="http://schemas.openxmlformats.org/officeDocument/2006/math" xmlns:v="urn:schemas-microsoft-com:vml" xmlns:wp14="http://schemas.microsoft.com/office/word/2010/wordprocessingDrawing" xmlns:wp="http://schemas.openxmlformats.org/drawingml/2006/wordprocessingDrawing" xmlns:w10="urn:schemas-microsoft-com:office:word" xmlns:w="http://schemas.openxmlformats.org/wordprocessingml/2006/main" xmlns:w14="http://schemas.microsoft.com/office/word/2010/wordml" xmlns:w15="http://schemas.microsoft.com/office/word/2012/wordml" xmlns:w16cex="http://schemas.microsoft.com/office/word/2018/wordml/cex" xmlns:w16cid="http://schemas.microsoft.com/office/word/2016/wordml/cid" xmlns:w16="http://schemas.microsoft.com/office/word/2018/wordml" xmlns:w16du="http://schemas.microsoft.com/office/word/2023/wordml/word16du" xmlns:w16sdtdh="http://schemas.microsoft.com/office/word/2020/wordml/sdtdatahash" xmlns:w16sdtfl="http://schemas.microsoft.com/office/word/2024/wordml/sdtformatlock" xmlns:w16se="http://schemas.microsoft.com/office/word/2015/wordml/symex" xmlns:wpg="http://schemas.microsoft.com/office/word/2010/wordprocessingGroup" xmlns:wpi="http://schemas.microsoft.com/office/word/2010/wordprocessingInk" xmlns:wne="http://schemas.microsoft.com/office/word/2006/wordml" xmlns:wps="http://schemas.microsoft.com/office/word/2010/wordprocessingShape" mc:Ignorable="w14 w15 w16se w16cid w16 w16cex w16sdtdh w16sdtfl w16du wp14">
   <w:abstractNum w:abstractNumId="0" w15:restartNumberingAfterBreak="0">
     <w:nsid w:val="4C1B695A"/>
     <w:multiLevelType w:val="hybridMultilevel"/>
@@ -1890,7 +2053,7 @@
 </file>
 
 <file path=word/styles.xml><?xml version="1.0" encoding="utf-8"?>
-<w:styles xmlns:mc="http://schemas.openxmlformats.org/markup-compatibility/2006" xmlns:r="http://schemas.openxmlformats.org/officeDocument/2006/relationships" xmlns:w="http://schemas.openxmlformats.org/wordprocessingml/2006/main" xmlns:w14="http://schemas.microsoft.com/office/word/2010/wordml" xmlns:w15="http://schemas.microsoft.com/office/word/2012/wordml" xmlns:w16cex="http://schemas.microsoft.com/office/word/2018/wordml/cex" xmlns:w16cid="http://schemas.microsoft.com/office/word/2016/wordml/cid" xmlns:w16="http://schemas.microsoft.com/office/word/2018/wordml" xmlns:w16sdtdh="http://schemas.microsoft.com/office/word/2020/wordml/sdtdatahash" xmlns:w16se="http://schemas.microsoft.com/office/word/2015/wordml/symex" mc:Ignorable="w14 w15 w16se w16cid w16 w16cex w16sdtdh">
+<w:styles xmlns:mc="http://schemas.openxmlformats.org/markup-compatibility/2006" xmlns:r="http://schemas.openxmlformats.org/officeDocument/2006/relationships" xmlns:w="http://schemas.openxmlformats.org/wordprocessingml/2006/main" xmlns:w14="http://schemas.microsoft.com/office/word/2010/wordml" xmlns:w15="http://schemas.microsoft.com/office/word/2012/wordml" xmlns:w16cex="http://schemas.microsoft.com/office/word/2018/wordml/cex" xmlns:w16cid="http://schemas.microsoft.com/office/word/2016/wordml/cid" xmlns:w16="http://schemas.microsoft.com/office/word/2018/wordml" xmlns:w16du="http://schemas.microsoft.com/office/word/2023/wordml/word16du" xmlns:w16sdtdh="http://schemas.microsoft.com/office/word/2020/wordml/sdtdatahash" xmlns:w16sdtfl="http://schemas.microsoft.com/office/word/2024/wordml/sdtformatlock" xmlns:w16se="http://schemas.microsoft.com/office/word/2015/wordml/symex" mc:Ignorable="w14 w15 w16se w16cid w16 w16cex w16sdtdh w16sdtfl w16du">
   <w:docDefaults>
     <w:rPrDefault>
       <w:rPr>

--- a/Code/Matlab/Functions/Functions_Readme.docx
+++ b/Code/Matlab/Functions/Functions_Readme.docx
@@ -48,6 +48,7 @@
       </w:r>
     </w:p>
     <w:p>
+      <w:proofErr w:type="spellStart"/>
       <w:r>
         <w:rPr>
           <w:b/>
@@ -55,6 +56,7 @@
         </w:rPr>
         <w:t>costFunction</w:t>
       </w:r>
+      <w:proofErr w:type="spellEnd"/>
       <w:r>
         <w:t xml:space="preserve"> – </w:t>
       </w:r>
@@ -90,11 +92,20 @@
         <w:t>arbitrary</w:t>
       </w:r>
       <w:r>
-        <w:t xml:space="preserve"> amount through the use of the gains Gt and Ga. </w:t>
+        <w:t xml:space="preserve"> amount </w:t>
+      </w:r>
+      <w:proofErr w:type="gramStart"/>
+      <w:r>
+        <w:t>through the use of</w:t>
+      </w:r>
+      <w:proofErr w:type="gramEnd"/>
+      <w:r>
+        <w:t xml:space="preserve"> the gains Gt and Ga. </w:t>
       </w:r>
     </w:p>
     <w:p/>
     <w:p>
+      <w:proofErr w:type="spellStart"/>
       <w:r>
         <w:rPr>
           <w:b/>
@@ -109,6 +120,7 @@
         </w:rPr>
         <w:t>.m</w:t>
       </w:r>
+      <w:proofErr w:type="spellEnd"/>
       <w:r>
         <w:rPr>
           <w:b/>
@@ -180,6 +192,7 @@
     </w:p>
     <w:p/>
     <w:p>
+      <w:proofErr w:type="spellStart"/>
       <w:r>
         <w:rPr>
           <w:b/>
@@ -187,6 +200,7 @@
         </w:rPr>
         <w:t>RpToTrans</w:t>
       </w:r>
+      <w:proofErr w:type="spellEnd"/>
       <w:r>
         <w:rPr>
           <w:b/>
@@ -198,7 +212,15 @@
         <w:t xml:space="preserve">– This </w:t>
       </w:r>
       <w:r>
-        <w:t>function comes from a robotics text book. It creates a transformation matrix from a rotation matrix and a distance column vector.</w:t>
+        <w:t xml:space="preserve">function comes from a robotics </w:t>
+      </w:r>
+      <w:proofErr w:type="gramStart"/>
+      <w:r>
+        <w:t>text book</w:t>
+      </w:r>
+      <w:proofErr w:type="gramEnd"/>
+      <w:r>
+        <w:t>. It creates a transformation matrix from a rotation matrix and a distance column vector.</w:t>
       </w:r>
     </w:p>
     <w:p>
@@ -275,6 +297,7 @@
       </w:pPr>
     </w:p>
     <w:p>
+      <w:proofErr w:type="spellStart"/>
       <w:r>
         <w:rPr>
           <w:b/>
@@ -283,6 +306,7 @@
         <w:lastRenderedPageBreak/>
         <w:t>festo</w:t>
       </w:r>
+      <w:proofErr w:type="spellEnd"/>
       <w:r>
         <w:rPr>
           <w:b/>
@@ -294,13 +318,45 @@
         <w:t xml:space="preserve">– This function comes from Dr. Hunt’s work on characterizing the 10 mm I.D. Festo BPA. It calculates force based on current muscle length and resting length. </w:t>
       </w:r>
       <w:r>
-        <w:t>It does interpolation of ForceStrainTable.mat from Dr. Hunt</w:t>
+        <w:t xml:space="preserve">It does interpolation of </w:t>
+      </w:r>
+      <w:proofErr w:type="spellStart"/>
+      <w:r>
+        <w:t>ForceStrainTable.mat</w:t>
+      </w:r>
+      <w:proofErr w:type="spellEnd"/>
+      <w:r>
+        <w:t xml:space="preserve"> from Dr. Hunt</w:t>
       </w:r>
       <w:r>
         <w:t>, assuming 620 kPa.</w:t>
       </w:r>
       <w:r>
-        <w:t xml:space="preserve"> For larger muscle diameters the force is scaled based off of the maximum theoretical force  specified by festo.</w:t>
+        <w:t xml:space="preserve"> For larger muscle diameters the force is scaled based </w:t>
+      </w:r>
+      <w:proofErr w:type="gramStart"/>
+      <w:r>
+        <w:t>off of</w:t>
+      </w:r>
+      <w:proofErr w:type="gramEnd"/>
+      <w:r>
+        <w:t xml:space="preserve"> the maximum theoretical </w:t>
+      </w:r>
+      <w:proofErr w:type="gramStart"/>
+      <w:r>
+        <w:t>force  specified</w:t>
+      </w:r>
+      <w:proofErr w:type="gramEnd"/>
+      <w:r>
+        <w:t xml:space="preserve"> by </w:t>
+      </w:r>
+      <w:proofErr w:type="spellStart"/>
+      <w:r>
+        <w:t>festo</w:t>
+      </w:r>
+      <w:proofErr w:type="spellEnd"/>
+      <w:r>
+        <w:t>.</w:t>
       </w:r>
     </w:p>
     <w:p>
@@ -324,8 +380,13 @@
           <w:numId w:val="2"/>
         </w:numPr>
       </w:pPr>
-      <w:r>
-        <w:t xml:space="preserve">Lmt – Total </w:t>
+      <w:proofErr w:type="spellStart"/>
+      <w:r>
+        <w:t>Lmt</w:t>
+      </w:r>
+      <w:proofErr w:type="spellEnd"/>
+      <w:r>
+        <w:t xml:space="preserve"> – Total </w:t>
       </w:r>
       <w:r>
         <w:t>Musculo-tendon length</w:t>
@@ -351,8 +412,13 @@
           <w:numId w:val="2"/>
         </w:numPr>
       </w:pPr>
-      <w:r>
-        <w:t xml:space="preserve">dia – BPA diameter </w:t>
+      <w:proofErr w:type="spellStart"/>
+      <w:r>
+        <w:t>dia</w:t>
+      </w:r>
+      <w:proofErr w:type="spellEnd"/>
+      <w:r>
+        <w:t xml:space="preserve"> – BPA diameter </w:t>
       </w:r>
     </w:p>
     <w:p>
@@ -427,13 +493,53 @@
         <w:t xml:space="preserve"> </w:t>
       </w:r>
       <w:r>
-        <w:t>– This function comes from Dr. Hunt’s work on characterizing the 10 mm I.D. Festo BPA. It calculates force based on current muscle length and resting length. It does interpolation of ForceStrainTable.mat from Dr. Hunt</w:t>
-      </w:r>
-      <w:r>
-        <w:t>, but wants to know pressure (col).</w:t>
-      </w:r>
-      <w:r>
-        <w:t xml:space="preserve"> For larger muscle diameters the force is scaled based off of the maximum theoretical force  specified by festo.</w:t>
+        <w:t xml:space="preserve">– This function comes from Dr. Hunt’s work on characterizing the 10 mm I.D. Festo BPA. It calculates force based on current muscle length and resting length. It does interpolation of </w:t>
+      </w:r>
+      <w:proofErr w:type="spellStart"/>
+      <w:r>
+        <w:t>ForceStrainTable.mat</w:t>
+      </w:r>
+      <w:proofErr w:type="spellEnd"/>
+      <w:r>
+        <w:t xml:space="preserve"> from Dr. </w:t>
+      </w:r>
+      <w:proofErr w:type="gramStart"/>
+      <w:r>
+        <w:t>Hunt</w:t>
+      </w:r>
+      <w:r>
+        <w:t>, but</w:t>
+      </w:r>
+      <w:proofErr w:type="gramEnd"/>
+      <w:r>
+        <w:t xml:space="preserve"> wants to know pressure (col).</w:t>
+      </w:r>
+      <w:r>
+        <w:t xml:space="preserve"> For larger muscle diameters the force is scaled based </w:t>
+      </w:r>
+      <w:proofErr w:type="gramStart"/>
+      <w:r>
+        <w:t>off of</w:t>
+      </w:r>
+      <w:proofErr w:type="gramEnd"/>
+      <w:r>
+        <w:t xml:space="preserve"> the maximum theoretical </w:t>
+      </w:r>
+      <w:proofErr w:type="gramStart"/>
+      <w:r>
+        <w:t>force  specified</w:t>
+      </w:r>
+      <w:proofErr w:type="gramEnd"/>
+      <w:r>
+        <w:t xml:space="preserve"> by </w:t>
+      </w:r>
+      <w:proofErr w:type="spellStart"/>
+      <w:r>
+        <w:t>festo</w:t>
+      </w:r>
+      <w:proofErr w:type="spellEnd"/>
+      <w:r>
+        <w:t>.</w:t>
       </w:r>
     </w:p>
     <w:p>
@@ -457,8 +563,13 @@
           <w:numId w:val="2"/>
         </w:numPr>
       </w:pPr>
-      <w:r>
-        <w:t>Lmt – Total Musculo-tendon length</w:t>
+      <w:proofErr w:type="spellStart"/>
+      <w:r>
+        <w:t>Lmt</w:t>
+      </w:r>
+      <w:proofErr w:type="spellEnd"/>
+      <w:r>
+        <w:t xml:space="preserve"> – Total Musculo-tendon length</w:t>
       </w:r>
     </w:p>
     <w:p>
@@ -481,8 +592,13 @@
           <w:numId w:val="2"/>
         </w:numPr>
       </w:pPr>
-      <w:r>
-        <w:t xml:space="preserve">dia – BPA diameter </w:t>
+      <w:proofErr w:type="spellStart"/>
+      <w:r>
+        <w:t>dia</w:t>
+      </w:r>
+      <w:proofErr w:type="spellEnd"/>
+      <w:r>
+        <w:t xml:space="preserve"> – BPA diameter </w:t>
       </w:r>
     </w:p>
     <w:p>
@@ -506,7 +622,15 @@
         </w:numPr>
       </w:pPr>
       <w:r>
-        <w:t>col – column of forcestrain table.</w:t>
+        <w:t xml:space="preserve">col – column of </w:t>
+      </w:r>
+      <w:proofErr w:type="spellStart"/>
+      <w:r>
+        <w:t>forcestrain</w:t>
+      </w:r>
+      <w:proofErr w:type="spellEnd"/>
+      <w:r>
+        <w:t xml:space="preserve"> table.</w:t>
       </w:r>
     </w:p>
     <w:p>
@@ -570,19 +694,51 @@
         <w:t xml:space="preserve"> resting length</w:t>
       </w:r>
       <w:r>
-        <w:t xml:space="preserve">, maximum contracted length, pressure. It takes into account if there are fittings or artificial tendons attached to the </w:t>
+        <w:t xml:space="preserve">, maximum contracted length, pressure. It </w:t>
+      </w:r>
+      <w:proofErr w:type="gramStart"/>
+      <w:r>
+        <w:t>takes into account</w:t>
+      </w:r>
+      <w:proofErr w:type="gramEnd"/>
+      <w:r>
+        <w:t xml:space="preserve"> if there are fittings or artificial tendons attached to the </w:t>
       </w:r>
       <w:r>
         <w:t xml:space="preserve">musculotendon length. </w:t>
       </w:r>
       <w:r>
-        <w:t>It does interpolation of ForceStrainTable.mat from Dr. Hunt</w:t>
-      </w:r>
-      <w:r>
-        <w:t xml:space="preserve"> for relative strain between 0 and 1. For stretched lengths up to 3% elongation, data from the Festo muscleSIM tool is used.</w:t>
-      </w:r>
-      <w:r>
-        <w:t xml:space="preserve"> Larger diameter muscles are scaled based off of Festo’s maximum force.</w:t>
+        <w:t xml:space="preserve">It does interpolation of </w:t>
+      </w:r>
+      <w:proofErr w:type="spellStart"/>
+      <w:r>
+        <w:t>ForceStrainTable.mat</w:t>
+      </w:r>
+      <w:proofErr w:type="spellEnd"/>
+      <w:r>
+        <w:t xml:space="preserve"> from Dr. Hunt</w:t>
+      </w:r>
+      <w:r>
+        <w:t xml:space="preserve"> for relative strain between 0 and 1. For stretched lengths up to 3% elongation, data from the Festo </w:t>
+      </w:r>
+      <w:proofErr w:type="spellStart"/>
+      <w:r>
+        <w:t>muscleSIM</w:t>
+      </w:r>
+      <w:proofErr w:type="spellEnd"/>
+      <w:r>
+        <w:t xml:space="preserve"> tool is used.</w:t>
+      </w:r>
+      <w:r>
+        <w:t xml:space="preserve"> Larger diameter muscles are scaled based </w:t>
+      </w:r>
+      <w:proofErr w:type="gramStart"/>
+      <w:r>
+        <w:t>off of</w:t>
+      </w:r>
+      <w:proofErr w:type="gramEnd"/>
+      <w:r>
+        <w:t xml:space="preserve"> Festo’s maximum force.</w:t>
       </w:r>
     </w:p>
     <w:p>
@@ -617,7 +773,27 @@
           <w:sz w:val="20"/>
           <w:szCs w:val="20"/>
         </w:rPr>
-        <w:t>%Lmt == muscle-tendon length, scalar</w:t>
+        <w:t>%</w:t>
+      </w:r>
+      <w:proofErr w:type="spellStart"/>
+      <w:r>
+        <w:rPr>
+          <w:rFonts w:ascii="Courier New" w:hAnsi="Courier New" w:cs="Courier New"/>
+          <w:color w:val="028009"/>
+          <w:sz w:val="20"/>
+          <w:szCs w:val="20"/>
+        </w:rPr>
+        <w:t>Lmt</w:t>
+      </w:r>
+      <w:proofErr w:type="spellEnd"/>
+      <w:r>
+        <w:rPr>
+          <w:rFonts w:ascii="Courier New" w:hAnsi="Courier New" w:cs="Courier New"/>
+          <w:color w:val="028009"/>
+          <w:sz w:val="20"/>
+          <w:szCs w:val="20"/>
+        </w:rPr>
+        <w:t xml:space="preserve"> == muscle-tendon length, scalar</w:t>
       </w:r>
     </w:p>
     <w:p>
@@ -661,7 +837,27 @@
           <w:sz w:val="20"/>
           <w:szCs w:val="20"/>
         </w:rPr>
-        <w:t>%dia == diameter of Festo tube, from Size function</w:t>
+        <w:t>%</w:t>
+      </w:r>
+      <w:proofErr w:type="spellStart"/>
+      <w:r>
+        <w:rPr>
+          <w:rFonts w:ascii="Courier New" w:hAnsi="Courier New" w:cs="Courier New"/>
+          <w:color w:val="028009"/>
+          <w:sz w:val="20"/>
+          <w:szCs w:val="20"/>
+        </w:rPr>
+        <w:t>dia</w:t>
+      </w:r>
+      <w:proofErr w:type="spellEnd"/>
+      <w:r>
+        <w:rPr>
+          <w:rFonts w:ascii="Courier New" w:hAnsi="Courier New" w:cs="Courier New"/>
+          <w:color w:val="028009"/>
+          <w:sz w:val="20"/>
+          <w:szCs w:val="20"/>
+        </w:rPr>
+        <w:t xml:space="preserve"> == diameter of Festo tube, from Size function</w:t>
       </w:r>
     </w:p>
     <w:p>
@@ -705,7 +901,27 @@
           <w:sz w:val="20"/>
           <w:szCs w:val="20"/>
         </w:rPr>
-        <w:t>%pres == pressure in kPa</w:t>
+        <w:t>%</w:t>
+      </w:r>
+      <w:proofErr w:type="spellStart"/>
+      <w:r>
+        <w:rPr>
+          <w:rFonts w:ascii="Courier New" w:hAnsi="Courier New" w:cs="Courier New"/>
+          <w:color w:val="028009"/>
+          <w:sz w:val="20"/>
+          <w:szCs w:val="20"/>
+        </w:rPr>
+        <w:t>pres</w:t>
+      </w:r>
+      <w:proofErr w:type="spellEnd"/>
+      <w:r>
+        <w:rPr>
+          <w:rFonts w:ascii="Courier New" w:hAnsi="Courier New" w:cs="Courier New"/>
+          <w:color w:val="028009"/>
+          <w:sz w:val="20"/>
+          <w:szCs w:val="20"/>
+        </w:rPr>
+        <w:t xml:space="preserve"> == pressure in kPa</w:t>
       </w:r>
     </w:p>
     <w:p>
@@ -727,7 +943,27 @@
           <w:sz w:val="20"/>
           <w:szCs w:val="20"/>
         </w:rPr>
-        <w:t>%kmax == maximum measured contraction length. Input as length, will</w:t>
+        <w:t>%</w:t>
+      </w:r>
+      <w:proofErr w:type="spellStart"/>
+      <w:r>
+        <w:rPr>
+          <w:rFonts w:ascii="Courier New" w:hAnsi="Courier New" w:cs="Courier New"/>
+          <w:color w:val="028009"/>
+          <w:sz w:val="20"/>
+          <w:szCs w:val="20"/>
+        </w:rPr>
+        <w:t>kmax</w:t>
+      </w:r>
+      <w:proofErr w:type="spellEnd"/>
+      <w:r>
+        <w:rPr>
+          <w:rFonts w:ascii="Courier New" w:hAnsi="Courier New" w:cs="Courier New"/>
+          <w:color w:val="028009"/>
+          <w:sz w:val="20"/>
+          <w:szCs w:val="20"/>
+        </w:rPr>
+        <w:t xml:space="preserve"> == maximum measured contraction length. Input as length, will</w:t>
       </w:r>
     </w:p>
     <w:p>
@@ -749,7 +985,27 @@
           <w:sz w:val="20"/>
           <w:szCs w:val="20"/>
         </w:rPr>
-        <w:t>%convert to percent in the code.</w:t>
+        <w:t>%</w:t>
+      </w:r>
+      <w:proofErr w:type="gramStart"/>
+      <w:r>
+        <w:rPr>
+          <w:rFonts w:ascii="Courier New" w:hAnsi="Courier New" w:cs="Courier New"/>
+          <w:color w:val="028009"/>
+          <w:sz w:val="20"/>
+          <w:szCs w:val="20"/>
+        </w:rPr>
+        <w:t>convert</w:t>
+      </w:r>
+      <w:proofErr w:type="gramEnd"/>
+      <w:r>
+        <w:rPr>
+          <w:rFonts w:ascii="Courier New" w:hAnsi="Courier New" w:cs="Courier New"/>
+          <w:color w:val="028009"/>
+          <w:sz w:val="20"/>
+          <w:szCs w:val="20"/>
+        </w:rPr>
+        <w:t xml:space="preserve"> to percent in the code.</w:t>
       </w:r>
     </w:p>
     <w:p>
@@ -858,10 +1114,34 @@
         <w:t>– This function is designed to calculate force in 20 and 40 mm BPAs using data from Festo.</w:t>
       </w:r>
       <w:r>
-        <w:t xml:space="preserve"> The data were o</w:t>
-      </w:r>
-      <w:r>
-        <w:t xml:space="preserve">btained in Festo’s muscleSIM tool. </w:t>
+        <w:t xml:space="preserve"> The data </w:t>
+      </w:r>
+      <w:proofErr w:type="gramStart"/>
+      <w:r>
+        <w:t>were</w:t>
+      </w:r>
+      <w:proofErr w:type="gramEnd"/>
+      <w:r>
+        <w:t xml:space="preserve"> o</w:t>
+      </w:r>
+      <w:r>
+        <w:t xml:space="preserve">btained </w:t>
+      </w:r>
+      <w:proofErr w:type="gramStart"/>
+      <w:r>
+        <w:t>in</w:t>
+      </w:r>
+      <w:proofErr w:type="gramEnd"/>
+      <w:r>
+        <w:t xml:space="preserve"> Festo’s </w:t>
+      </w:r>
+      <w:proofErr w:type="spellStart"/>
+      <w:r>
+        <w:t>muscleSIM</w:t>
+      </w:r>
+      <w:proofErr w:type="spellEnd"/>
+      <w:r>
+        <w:t xml:space="preserve"> tool. </w:t>
       </w:r>
     </w:p>
     <w:p>
@@ -885,8 +1165,13 @@
           <w:numId w:val="2"/>
         </w:numPr>
       </w:pPr>
-      <w:r>
-        <w:t>dia – BPA diameter (mm)</w:t>
+      <w:proofErr w:type="spellStart"/>
+      <w:r>
+        <w:t>dia</w:t>
+      </w:r>
+      <w:proofErr w:type="spellEnd"/>
+      <w:r>
+        <w:t xml:space="preserve"> – BPA diameter (mm)</w:t>
       </w:r>
     </w:p>
     <w:p>
@@ -897,8 +1182,13 @@
           <w:numId w:val="2"/>
         </w:numPr>
       </w:pPr>
-      <w:r>
-        <w:t>pres – pressure in actuator (kPa)</w:t>
+      <w:proofErr w:type="spellStart"/>
+      <w:r>
+        <w:t>pres</w:t>
+      </w:r>
+      <w:proofErr w:type="spellEnd"/>
+      <w:r>
+        <w:t xml:space="preserve"> – pressure in actuator (kPa)</w:t>
       </w:r>
     </w:p>
     <w:p>
@@ -994,7 +1284,15 @@
         <w:t>from experiment’s and compared against data from</w:t>
       </w:r>
       <w:r>
-        <w:t xml:space="preserve"> Festo’s muscleSIM tool.</w:t>
+        <w:t xml:space="preserve"> Festo’s </w:t>
+      </w:r>
+      <w:proofErr w:type="spellStart"/>
+      <w:r>
+        <w:t>muscleSIM</w:t>
+      </w:r>
+      <w:proofErr w:type="spellEnd"/>
+      <w:r>
+        <w:t xml:space="preserve"> tool.</w:t>
       </w:r>
     </w:p>
     <w:p>
@@ -1081,6 +1379,7 @@
       </w:r>
     </w:p>
     <w:p>
+      <w:proofErr w:type="spellStart"/>
       <w:r>
         <w:rPr>
           <w:b/>
@@ -1088,6 +1387,7 @@
         </w:rPr>
         <w:t>HuntEq</w:t>
       </w:r>
+      <w:proofErr w:type="spellEnd"/>
       <w:r>
         <w:rPr>
           <w:b/>
@@ -1138,8 +1438,13 @@
           <w:numId w:val="2"/>
         </w:numPr>
       </w:pPr>
-      <w:r>
-        <w:t>epsilon_max =maximum contraction of BPA at 620 kPa.</w:t>
+      <w:proofErr w:type="spellStart"/>
+      <w:r>
+        <w:t>epsilon_max</w:t>
+      </w:r>
+      <w:proofErr w:type="spellEnd"/>
+      <w:r>
+        <w:t xml:space="preserve"> =maximum contraction of BPA at 620 kPa.</w:t>
       </w:r>
     </w:p>
     <w:p>
@@ -1192,6 +1497,7 @@
       </w:r>
     </w:p>
     <w:p>
+      <w:proofErr w:type="spellStart"/>
       <w:r>
         <w:rPr>
           <w:b/>
@@ -1199,6 +1505,7 @@
         </w:rPr>
         <w:t>LookupTable_generate</w:t>
       </w:r>
+      <w:proofErr w:type="spellEnd"/>
       <w:r>
         <w:rPr>
           <w:b/>
@@ -1207,8 +1514,21 @@
         <w:t xml:space="preserve"> </w:t>
       </w:r>
       <w:r>
-        <w:t>– This script attempts to recreate the data in the ForceStrainTable using HuntEq.m</w:t>
-      </w:r>
+        <w:t xml:space="preserve">– This script attempts to recreate the data in the </w:t>
+      </w:r>
+      <w:proofErr w:type="spellStart"/>
+      <w:r>
+        <w:t>ForceStrainTable</w:t>
+      </w:r>
+      <w:proofErr w:type="spellEnd"/>
+      <w:r>
+        <w:t xml:space="preserve"> using </w:t>
+      </w:r>
+      <w:proofErr w:type="spellStart"/>
+      <w:r>
+        <w:t>HuntEq.m</w:t>
+      </w:r>
+      <w:proofErr w:type="spellEnd"/>
       <w:r>
         <w:t>.</w:t>
       </w:r>
@@ -1241,7 +1561,15 @@
         <w:t>none</w:t>
       </w:r>
       <w:r>
-        <w:t>, but it is possible to vary epsilon_max at the beginning of the script.</w:t>
+        <w:t xml:space="preserve">, but it is possible to vary </w:t>
+      </w:r>
+      <w:proofErr w:type="spellStart"/>
+      <w:r>
+        <w:t>epsilon_max</w:t>
+      </w:r>
+      <w:proofErr w:type="spellEnd"/>
+      <w:r>
+        <w:t xml:space="preserve"> at the beginning of the script.</w:t>
       </w:r>
     </w:p>
     <w:p>
@@ -1267,7 +1595,23 @@
         </w:numPr>
       </w:pPr>
       <w:r>
-        <w:t>B matrices for condions S = 0, S = 1, and S = -1 in the same format as ForceStrainTable.</w:t>
+        <w:t xml:space="preserve">B matrices for </w:t>
+      </w:r>
+      <w:proofErr w:type="spellStart"/>
+      <w:r>
+        <w:t>condions</w:t>
+      </w:r>
+      <w:proofErr w:type="spellEnd"/>
+      <w:r>
+        <w:t xml:space="preserve"> S = 0, S = 1, and S = -1 in the same format as </w:t>
+      </w:r>
+      <w:proofErr w:type="spellStart"/>
+      <w:r>
+        <w:t>ForceStrainTable</w:t>
+      </w:r>
+      <w:proofErr w:type="spellEnd"/>
+      <w:r>
+        <w:t>.</w:t>
       </w:r>
     </w:p>
     <w:p>
@@ -1278,8 +1622,13 @@
           <w:numId w:val="3"/>
         </w:numPr>
       </w:pPr>
-      <w:r>
-        <w:t xml:space="preserve">A matrices are B matrices with first column (relative strain) removed and all excess 0 values removed, to improve fit </w:t>
+      <w:proofErr w:type="gramStart"/>
+      <w:r>
+        <w:t>A matrices</w:t>
+      </w:r>
+      <w:proofErr w:type="gramEnd"/>
+      <w:r>
+        <w:t xml:space="preserve"> are B matrices with first column (relative strain) removed and all excess 0 values removed, to improve fit </w:t>
       </w:r>
       <w:r>
         <w:t>function.</w:t>
@@ -1313,7 +1662,15 @@
         <w:t>function to obtain force given relative strain and pressure in 10 mm BPA</w:t>
       </w:r>
       <w:r>
-        <w:t>. Function fit performed on Hunt LookupTable data.</w:t>
+        <w:t xml:space="preserve">. Function fit performed on Hunt </w:t>
+      </w:r>
+      <w:proofErr w:type="spellStart"/>
+      <w:r>
+        <w:t>LookupTable</w:t>
+      </w:r>
+      <w:proofErr w:type="spellEnd"/>
+      <w:r>
+        <w:t xml:space="preserve"> data.</w:t>
       </w:r>
     </w:p>
     <w:p>
@@ -1411,8 +1768,13 @@
           <w:numId w:val="3"/>
         </w:numPr>
       </w:pPr>
-      <w:r>
-        <w:t xml:space="preserve">RelStrain = Relative Strain. </w:t>
+      <w:proofErr w:type="spellStart"/>
+      <w:r>
+        <w:t>RelStrain</w:t>
+      </w:r>
+      <w:proofErr w:type="spellEnd"/>
+      <w:r>
+        <w:t xml:space="preserve"> = Relative Strain. </w:t>
       </w:r>
     </w:p>
     <w:p>
@@ -1489,6 +1851,7 @@
       </w:r>
     </w:p>
     <w:p>
+      <w:proofErr w:type="spellStart"/>
       <w:r>
         <w:rPr>
           <w:b/>
@@ -1496,12 +1859,14 @@
         </w:rPr>
         <w:t>HuntEq</w:t>
       </w:r>
+      <w:proofErr w:type="spellEnd"/>
       <w:r>
         <w:t xml:space="preserve"> – Pressure as a function of force, contraction, max contraction, and whether inflating or deflating. From Dr. Hunt’s paper. Used to create a lookup table. Coefficients are corrected from the typo in the paper.</w:t>
       </w:r>
     </w:p>
     <w:p/>
     <w:p>
+      <w:proofErr w:type="spellStart"/>
       <w:r>
         <w:rPr>
           <w:b/>
@@ -1509,6 +1874,7 @@
         </w:rPr>
         <w:t>bpaR</w:t>
       </w:r>
+      <w:proofErr w:type="spellEnd"/>
       <w:r>
         <w:rPr>
           <w:b/>
@@ -1522,11 +1888,19 @@
       <w:r>
         <w:t xml:space="preserve">calculates outer </w:t>
       </w:r>
-      <w:r>
-        <w:rPr>
-          <w:u w:val="single"/>
-        </w:rPr>
-        <w:t>bpa R</w:t>
+      <w:proofErr w:type="spellStart"/>
+      <w:r>
+        <w:rPr>
+          <w:u w:val="single"/>
+        </w:rPr>
+        <w:t>bpa</w:t>
+      </w:r>
+      <w:proofErr w:type="spellEnd"/>
+      <w:r>
+        <w:rPr>
+          <w:u w:val="single"/>
+        </w:rPr>
+        <w:t xml:space="preserve"> R</w:t>
       </w:r>
       <w:r>
         <w:t>adius from equations in literature. Can be used to check physical fit and path length dimensions.</w:t>
@@ -1556,12 +1930,14 @@
       <w:r>
         <w:t xml:space="preserve">k </w:t>
       </w:r>
+      <w:proofErr w:type="gramStart"/>
       <w:r>
         <w:t xml:space="preserve">– </w:t>
       </w:r>
       <w:r>
         <w:t xml:space="preserve"> Contraction</w:t>
       </w:r>
+      <w:proofErr w:type="gramEnd"/>
       <w:r>
         <w:t>, k = (1-L</w:t>
       </w:r>
@@ -1574,6 +1950,7 @@
       <w:r>
         <w:t>/L</w:t>
       </w:r>
+      <w:proofErr w:type="gramStart"/>
       <w:r>
         <w:rPr>
           <w:vertAlign w:val="subscript"/>
@@ -1581,8 +1958,13 @@
         <w:t>0</w:t>
       </w:r>
       <w:r>
-        <w:t xml:space="preserve"> ) where </w:t>
-      </w:r>
+        <w:t xml:space="preserve"> )</w:t>
+      </w:r>
+      <w:proofErr w:type="gramEnd"/>
+      <w:r>
+        <w:t xml:space="preserve"> where </w:t>
+      </w:r>
+      <w:proofErr w:type="spellStart"/>
       <w:r>
         <w:t>L</w:t>
       </w:r>
@@ -1592,6 +1974,7 @@
         </w:rPr>
         <w:t>m</w:t>
       </w:r>
+      <w:proofErr w:type="spellEnd"/>
       <w:r>
         <w:t xml:space="preserve"> is current length of the muscle and </w:t>
       </w:r>
@@ -1670,6 +2053,7 @@
       </w:r>
     </w:p>
     <w:p>
+      <w:proofErr w:type="spellStart"/>
       <w:r>
         <w:rPr>
           <w:b/>
@@ -1678,6 +2062,7 @@
         <w:lastRenderedPageBreak/>
         <w:t>BPAdiameters</w:t>
       </w:r>
+      <w:proofErr w:type="spellEnd"/>
       <w:r>
         <w:t xml:space="preserve"> – Not really a function but a plot to show BPA radius and diameter over contraction as a function of diameter. Third plot shows that resting length, using the equations from Chou and Hannaford and Martens and Boblan, don’t affect the curve.</w:t>
       </w:r>
@@ -1688,7 +2073,39 @@
     <w:p/>
     <w:p/>
     <w:p/>
-    <w:p/>
+    <w:bookmarkStart w:id="0" w:name="_MON_1850035820"/>
+    <w:bookmarkEnd w:id="0"/>
+    <w:p>
+      <w:r>
+        <w:object w:dxaOrig="9360" w:dyaOrig="12641" w14:anchorId="647F98B6">
+          <v:shapetype id="_x0000_t75" coordsize="21600,21600" o:spt="75" o:preferrelative="t" path="m@4@5l@4@11@9@11@9@5xe" filled="f" stroked="f">
+            <v:stroke joinstyle="miter"/>
+            <v:formulas>
+              <v:f eqn="if lineDrawn pixelLineWidth 0"/>
+              <v:f eqn="sum @0 1 0"/>
+              <v:f eqn="sum 0 0 @1"/>
+              <v:f eqn="prod @2 1 2"/>
+              <v:f eqn="prod @3 21600 pixelWidth"/>
+              <v:f eqn="prod @3 21600 pixelHeight"/>
+              <v:f eqn="sum @0 0 1"/>
+              <v:f eqn="prod @6 1 2"/>
+              <v:f eqn="prod @7 21600 pixelWidth"/>
+              <v:f eqn="sum @8 21600 0"/>
+              <v:f eqn="prod @7 21600 pixelHeight"/>
+              <v:f eqn="sum @10 21600 0"/>
+            </v:formulas>
+            <v:path o:extrusionok="f" gradientshapeok="t" o:connecttype="rect"/>
+            <o:lock v:ext="edit" aspectratio="t"/>
+          </v:shapetype>
+          <v:shape id="_x0000_i1025" type="#_x0000_t75" style="width:468pt;height:631.8pt" o:ole="">
+            <v:imagedata r:id="rId5" o:title=""/>
+          </v:shape>
+          <o:OLEObject Type="Embed" ProgID="Word.Document.12" ShapeID="_x0000_i1025" DrawAspect="Content" ObjectID="_1850043704" r:id="rId6">
+            <o:FieldCodes>\s</o:FieldCodes>
+          </o:OLEObject>
+        </w:object>
+      </w:r>
+    </w:p>
     <w:sectPr>
       <w:pgSz w:w="12240" w:h="15840"/>
       <w:pgMar w:top="1440" w:right="1440" w:bottom="1440" w:left="1440" w:header="720" w:footer="720" w:gutter="0"/>
